--- a/papers/02_sensor_g6_vs_g7.docx
+++ b/papers/02_sensor_g6_vs_g7.docx
@@ -156,7 +156,7 @@
     </w:p>
     <w:p>
       <w:r>
-        <w:t>For users with both sensors we did not require the segments to be contiguous; we only required the rows to be cleanly attributed to one sensor or the other. Where the same physical sensor was reported via two upload paths (e.g., Trio iOS and xDrip+ both polling the Dexcom transmitter), we used a deduplicated ingest that keeps a single representative row per timestamp; the dual-upload effects are studied separately in companion paper 4.</w:t>
+        <w:t>For users with both sensors we did not require the segments to be contiguous; we only required the rows to be cleanly attributed to one sensor or the other. Where the same physical sensor was reported via two upload paths (e.g., Trio iOS and xDrip+ both polling the Dexcom transmitter), we used a deduplicated ingest that keeps a single representative row per timestamp.</w:t>
       </w:r>
     </w:p>
     <w:p>
@@ -169,7 +169,7 @@
     </w:p>
     <w:p>
       <w:r>
-        <w:t xml:space="preserve">For each (user, sensor) segment we ran each smoother in production-realistic online sliding-window mode: at each chronological reading t the algorithm is asked the value the AID dose engine would see at decision time t. The Python ports were validated against the upstream Kotlin source to bit-exactness for AAPS Average and AAPS Exponential and within 0.5 mg/dL for the UKF; see companion paper 1 for the parity protocol. Per-segment trace columns went to </w:t>
+        <w:t xml:space="preserve">For each (user, sensor) segment we ran each smoother in production-realistic online sliding-window mode: at each chronological reading t the algorithm is asked the value the AID dose engine would see at decision time t. The Python ports were validated against the upstream Kotlin source to bit-exactness for AAPS Average and AAPS Exponential and within 0.5 mg/dL for the UKF. Per-segment trace columns went to </w:t>
       </w:r>
       <w:r>
         <w:rPr>
@@ -192,7 +192,7 @@
     </w:p>
     <w:p>
       <w:r>
-        <w:t>For each (user, sensor, algorithm) trace we computed the same per-user metrics used in the cohort backtest (companion paper 1):</w:t>
+        <w:t>For each (user, sensor, algorithm) trace we computed the following per-user metrics:</w:t>
       </w:r>
     </w:p>
     <w:p>
@@ -1523,7 +1523,7 @@
     <w:p/>
     <w:p>
       <w:r>
-        <w:t>The picture across the median is consistent across sensors. AAPS Average reduces to no-op (it is a no-op at the leading edge by design — see companion paper 1) regardless of sensor. AAPS Exponential and the UKF reduce slightly more noise on G7 than on G6 (UKF: 78 % → 74 %), with phase delay essentially unchanged across sensors (variation of 0.05 minutes). Hypoglycaemia preservation is 3–4 percentage points worse on G7 for both adaptive smoothers (UKF: 96 % → 94 %; AAPS Exp: 90 % → 87 %), consistent with G7 having slightly more low-glucose excursions per sensor-day in this sub-cohort. Outlier absorption rises modestly on G7 — both adaptive smoothers absorb a slightly larger fraction of single-reading spikes — consistent with G7 producing slightly more single-reading transmission artefacts in our data.</w:t>
+        <w:t>The picture across the median is consistent across sensors. AAPS Average reduces to no-op (the production loop never sets a smoothed value for the newest reading, so the dose engine reads the raw input) regardless of sensor. AAPS Exponential and the UKF reduce slightly more noise on G7 than on G6 (UKF: 78 % → 74 %), with phase delay essentially unchanged across sensors (variation of 0.05 minutes). Hypoglycaemia preservation is 3–4 percentage points worse on G7 for both adaptive smoothers (UKF: 96 % → 94 %; AAPS Exp: 90 % → 87 %), consistent with G7 having slightly more low-glucose excursions per sensor-day in this sub-cohort. Outlier absorption rises modestly on G7 — both adaptive smoothers absorb a slightly larger fraction of single-reading spikes — consistent with G7 producing slightly more single-reading transmission artefacts in our data.</w:t>
       </w:r>
     </w:p>
     <w:p>
@@ -2641,7 +2641,7 @@
     </w:p>
     <w:p>
       <w:r>
-        <w:t>Within a sensor-tagged sub-cohort of 13 (user × sensor) pairs and three within-user G6→G7 transitions, the three production CGM smoothers used by oref0-derived AID systems show second-order sensitivity to which Dexcom transmitter generation is feeding them. AAPS Average remains operationally a no-op at the leading edge regardless of sensor. AAPS Exponential and the UKF show 4–7 percentage point shifts in noise reduction across sensors, with similar (≤ 0.15 min) phase delay. The within-user paired comparison shows three users with consistently small deltas, one of whom reversed sign on every metric — consistent with three-user variance rather than a systematic G7 effect. Phase delay, the single metric most relevant to dose-engine timing, is essentially identical across sensors for each smoother. We therefore do not recommend a sensor-conditional smoother choice for AID systems; algorithm choice on its operating-point trade-off (see companion paper 1) takes precedence over the G6 vs G7 distinction.</w:t>
+        <w:t>Within a sensor-tagged sub-cohort of 13 (user × sensor) pairs and three within-user G6→G7 transitions, the three production CGM smoothers used by oref0-derived AID systems show second-order sensitivity to which Dexcom transmitter generation is feeding them. AAPS Average remains operationally a no-op at the leading edge regardless of sensor. AAPS Exponential and the UKF show 4–7 percentage point shifts in noise reduction across sensors, with similar (≤ 0.15 min) phase delay. The within-user paired comparison shows three users with consistently small deltas, one of whom reversed sign on every metric — consistent with three-user variance rather than a systematic G7 effect. Phase delay, the single metric most relevant to dose-engine timing, is essentially identical across sensors for each smoother. We therefore do not recommend a sensor-conditional smoother choice for AID systems; algorithm choice on its noise-versus-delay operating-point trade-off takes precedence over the G6 vs G7 distinction.</w:t>
       </w:r>
     </w:p>
     <w:sectPr>

--- a/papers/02_sensor_g6_vs_g7.docx
+++ b/papers/02_sensor_g6_vs_g7.docx
@@ -151,7 +151,7 @@
     </w:p>
     <w:p>
       <w:r>
-        <w:t>Total: 13 (user, sensor) pairs across 9 unique users.</w:t>
+        <w:t>Total: 13 (user, sensor) pairs across 10 unique users.</w:t>
       </w:r>
     </w:p>
     <w:p>
@@ -197,32 +197,32 @@
     </w:p>
     <w:p>
       <w:r>
-        <w:t>* Noise reduction ratio (5–10 minute band)</w:t>
+        <w:t>* Noise reduction ratio (variance ratio of first differences)</w:t>
       </w:r>
     </w:p>
     <w:p>
       <w:r>
-        <w:t>* Phase shift delay (minutes; negative = smoothed lags raw)</w:t>
+        <w:t>* Phase shift delay (Hilbert-phase difference in the 1–6 hour cycle band, in minutes; negative = smoothed lags raw)</w:t>
       </w:r>
     </w:p>
     <w:p>
       <w:r>
-        <w:t>* Cross-correlation lag (minutes)</w:t>
+        <w:t>* Cross-correlation lag (minutes; sub-sample parabolic interpolation, search bounded to ± 60 min)</w:t>
       </w:r>
     </w:p>
     <w:p>
       <w:r>
-        <w:t>* Step-response delay</w:t>
+        <w:t>* Step-response delay (raw rate ≥ 0.5 mg/dL/min sustained, total amplitude ≥ 15 mg/dL; smoothed crosses 0.35 mg/dL/min)</w:t>
       </w:r>
     </w:p>
     <w:p>
       <w:r>
-        <w:t>* Hypoglycaemia event preservation (% of &lt; 70 mg/dL events surviving)</w:t>
+        <w:t>* Hypoglycaemia event preservation (% of &lt; 70 mg/dL events that the smoothed series also dips below 70 on within the same event window; events separated by ≥ 60 min)</w:t>
       </w:r>
     </w:p>
     <w:p>
       <w:r>
-        <w:t>* Outlier absorption (% of single-reading &gt; 30 mg/dL spikes attenuated by ≥ 50 %)</w:t>
+        <w:t>* Outlier absorption (% of single-step ≥ 40 mg/dL raw changes that the smoothed series does not exhibit at the same step)</w:t>
       </w:r>
     </w:p>
     <w:p>
@@ -2474,7 +2474,7 @@
           <w:i/>
           <w:color w:val="555555"/>
         </w:rPr>
-        <w:t>Figure 4. Per-sensor distribution of outlier absorption (% of single-reading &gt; 30 mg/dL spikes attenuated by ≥ 50 %). G7 shows slightly higher absorption rates for both adaptive smoothers, consistent with G7 producing slightly more single-reading transmission spikes in our data.</w:t>
+        <w:t>Figure 4. Per-sensor distribution of outlier absorption (% of single-step ≥ 40 mg/dL raw changes that the smoothed series does not exhibit at the same step). G7 shows slightly higher absorption rates for both adaptive smoothers, consistent with G7 producing slightly more single-step transmission artefacts in our data.</w:t>
       </w:r>
     </w:p>
     <w:p>
@@ -2572,7 +2572,7 @@
     </w:p>
     <w:p>
       <w:r>
-        <w:t>User_J's reversed sign on every G7 − G6 delta is striking. We re-checked the upstream data: User_J's G6 segment is 18 449 readings (≈ 9.4 weeks), the G7 segment is 28 993 readings (≈ 14.8 weeks), and the segments do not overlap in time. The dedup ingest used here keeps a single canonical row per (user, timestamp), so the same physical reading cannot appear in both segments. The reversal therefore reflects a real change between the two periods — but with three users we cannot say whether it is "what happens when User_J switches sensors" or "what happens to User_J in the second half of the year" or "what happens to User_J after a pump model change". Future work with a larger transition cohort and explicit metadata for confounders (pump model, season, insulin formulation) could attribute the change.</w:t>
+        <w:t>User_J's reversed sign on every G7 − G6 delta is the largest within-user effect in this sub-cohort and warrants a check. The upstream data shows User_J's G6 segment is 18 449 readings spanning ≈ 72 days, the G7 segment is 28 993 readings spanning ≈ 109 days, and the segments do not overlap in time. The dedup ingest used here keeps a single canonical row per (user, timestamp), so the same physical reading cannot appear in both segments. The reversal therefore reflects a real change between the two periods. With three users this paper does not attribute it to a cause; possibilities include the seasonal shift, a pump model change, or small-N variance. A larger transition cohort with explicit metadata for confounders (pump model, season, insulin formulation) would be needed to disentangle these.</w:t>
       </w:r>
     </w:p>
     <w:p>

--- a/papers/02_sensor_g6_vs_g7.docx
+++ b/papers/02_sensor_g6_vs_g7.docx
@@ -45,7 +45,7 @@
     </w:p>
     <w:p>
       <w:r>
-        <w:t xml:space="preserve">The dominant CGM sensors in open-source automated insulin delivery (AID) deployments are the Dexcom G6 and G7 transmitters. Both deliver readings on a five-minute cadence end to end (G7 transmits more frequently internally but exposes data through Nightscout-compatible bridges at five-minute resolution, matching G6); both report values in the 39–401 mg/dL range with a 39 mg/dL low-end sentinel. Beyond the cadence and value range, the two transmitter generations differ in internal smoothing, calibration profile, and noise spectrum. This paper asks whether those upstream differences modulate what each of the three production smoothing algorithms used by oref0-derived AID systems — AAPS Average, AAPS Exponential, the adaptive Unscented Kalman Filter — does to the data the AID dose engine sees. We selected 13 (user × sensor) pairs (with at least 14 days and 50 % grid density per pair) from a research database whose entries are tagged with the originating sensor model, and three users for whom both a G6 and a G7 segment exists. Across the per-sensor median, sensor type modulates noise reduction modestly (UKF reduces 78 % of high-frequency power on G6 and 74 % on G7) but barely affects phase delay (≈ 1 minute on both). Within-user G6→G7 deltas (paired across the same user, who therefore controls for individual physiology) are 4–6 percentage points on noise reduction for both AAPS Exponential and the UKF, with one user showing the </w:t>
+        <w:t xml:space="preserve">The dominant CGM sensors in open-source automated insulin delivery (AID) deployments are the Dexcom G6 and G7 transmitters. Both deliver readings on a five-minute cadence end to end (G7 transmits more frequently internally but exposes data through Nightscout-compatible bridges at five-minute resolution, matching G6); both report values in the 39–401 mg/dL range with a 39 mg/dL low-end sentinel. Beyond the cadence and value range, the two transmitter generations differ in internal smoothing, calibration profile, and noise spectrum. This paper asks whether those upstream differences modulate what each of the three production smoothing algorithms used by oref0-derived AID systems — AAPS Average, AAPS Exponential, the adaptive Unscented Kalman Filter — does to the data the AID dose engine sees. We selected 13 (user × sensor) pairs (with at least 14 days and 50 % grid density per pair) from a research database whose entries are tagged with the originating sensor model, and three users for whom both a G6 and a G7 segment exists. Across the per-sensor median, sensor type modulates noise reduction modestly (UKF retains 78 % of high-frequency power on G6 and 74 % on G7, reducing 22 % and 26 % respectively) but barely affects phase delay (≈ 1 minute on both). Within-user G6→G7 deltas (paired across the same user, who therefore controls for individual physiology) are 4–6 percentage points on noise reduction for both AAPS Exponential and the UKF, with one user showing the </w:t>
       </w:r>
       <w:r>
         <w:rPr>
@@ -2644,6 +2644,11 @@
         <w:t>Within a sensor-tagged sub-cohort of 13 (user × sensor) pairs and three within-user G6→G7 transitions, the three production CGM smoothers used by oref0-derived AID systems show second-order sensitivity to which Dexcom transmitter generation is feeding them. AAPS Average remains operationally a no-op at the leading edge regardless of sensor. AAPS Exponential and the UKF show 4–7 percentage point shifts in noise reduction across sensors, with similar (≤ 0.15 min) phase delay. The within-user paired comparison shows three users with consistently small deltas, one of whom reversed sign on every metric — consistent with three-user variance rather than a systematic G7 effect. Phase delay, the single metric most relevant to dose-engine timing, is essentially identical across sensors for each smoother. We therefore do not recommend a sensor-conditional smoother choice for AID systems; algorithm choice on its noise-versus-delay operating-point trade-off takes precedence over the G6 vs G7 distinction.</w:t>
       </w:r>
     </w:p>
+    <w:p>
+      <w:r>
+        <w:t>In the context of the broader question — whether the adaptive UKF is worth adding to AAPS and Trio — this paper's finding is that sensor generation is not a complicating factor. The UKF's more favourable noise-versus-delay position relative to AAPS Exponential, established in the main cohort paper, holds on both G6 and G7. The 4–7 percentage-point shifts in noise reduction across sensor types are small relative to the algorithm-choice differences (UKF versus AAPS Exponential: ≈ 2 percentage points more noise reduction, ≈ 0.85 minutes less phase delay). Developers evaluating the UKF do not need to treat G6 and G7 users differently; the algorithm comparison stands regardless of which Dexcom generation is in use.</w:t>
+      </w:r>
+    </w:p>
     <w:sectPr>
       <w:pgSz w:w="12240" w:h="15840"/>
       <w:pgMar w:top="1440" w:right="1800" w:bottom="1440" w:left="1800" w:header="720" w:footer="720" w:gutter="0"/>
